--- a/content-src/docx/R NS 2003 01 20 Tsvetaeva.docx
+++ b/content-src/docx/R NS 2003 01 20 Tsvetaeva.docx
@@ -41,37 +41,67 @@
         <w:t>Marina Tsvetaeva – one of the truly extraordinary Russian poets of the post-revolutionary period, alongside Pasternak, Akhmatova and Mandelstam – was faithful, after her fashion, only to poetry itself: her poetry wanders with gypsy freedom across boundaries and dogmas, whether economic, political or aesthetic. As she said, in Elaine Feinstein's beautiful rendering of one of her early poems:</w:t>
       </w:r>
     </w:p>
-    <w:p/>
     <w:p>
       <w:r>
-        <w:t>no one turning over our letters has</w:t>
+        <w:t xml:space="preserve">&lt;quote&gt;</w:t>
+      </w:r>
+      <w:r>
+        <w:t xml:space="preserve">no one turning over our letters has</w:t>
+      </w:r>
+      <w:r>
+        <w:br/>
+      </w:r>
+      <w:r>
+        <w:t xml:space="preserve">yet understood how completely and</w:t>
+      </w:r>
+      <w:r>
+        <w:br/>
+      </w:r>
+      <w:r>
+        <w:t xml:space="preserve">how deeply faithless we are, which is</w:t>
+      </w:r>
+      <w:r>
+        <w:br/>
+      </w:r>
+      <w:r>
+        <w:t xml:space="preserve">to say: how true we are to ourselves.</w:t>
+      </w:r>
+      <w:r>
+        <w:t xml:space="preserve">&lt;/quote&gt;</w:t>
       </w:r>
     </w:p>
     <w:p>
       <w:r>
-        <w:t>yet understood how completely and</w:t>
+        <w:t xml:space="preserve">In her writing, Tsvetaeva always seems intent on essence, on the essential: nothing more, nothing less. "By nature I can't abide surpluses. I'll either eat something or give it away," she writes in Earthly Signs, the collection of essays, aphorisms and diary entries newly translated by Jamey Gambrell. And elsewhere, "In prose, too much seems superfluous to me, in poetry . . . everything is necessary." In her obituary essay on the actor Alexei Stakhovich, she notes how his elegists all missed the "phenomenon" that was the man, instead reducing him to their own particular concerns: </w:t>
+      </w:r>
+      <w:r>
+        <w:t xml:space="preserve">&lt;quote&gt;</w:t>
+      </w:r>
+      <w:r>
+        <w:t xml:space="preserve">Yuzhin – as a public figure accustomed to burying the same kind of people – for some incomprehensible reason recalls the sins of the nobility and places his emphasis on 'the social usefulness of the Stakhoviches' (a lie! They are completely useless . . .)</w:t>
+      </w:r>
+      <w:r>
+        <w:t xml:space="preserve">&lt;/quote&gt;</w:t>
       </w:r>
     </w:p>
     <w:p>
       <w:r>
-        <w:t>how deeply faithless we are, which is</w:t>
-      </w:r>
-    </w:p>
-    <w:p>
-      <w:r>
-        <w:t>to say: how true we are to ourselves.</w:t>
-      </w:r>
-    </w:p>
-    <w:p/>
-    <w:p>
-      <w:r>
-        <w:t>In her writing, Tsvetaeva always seems intent on essence, on the essential: nothing more, nothing less. "By nature I can't abide surpluses. I'll either eat something or give it away," she writes in Earthly Signs, the collection of essays, aphorisms and diary entries newly translated by Jamey Gambrell. And elsewhere, "In prose, too much seems superfluous to me, in poetry . . . everything is necessary." In her obituary essay on the actor Alexei Stakhovich, she notes how his elegists all missed the "phenomenon" that was the man, instead reducing him to their own particular concerns: "Yuzhin – as a public figure accustomed to burying the same kind of people – for some incomprehensible reason recalls the sins of the nobility and places his emphasis on 'the social usefulness of the Stakhoviches' (a lie! They are completely useless . . .)"</w:t>
-      </w:r>
-    </w:p>
-    <w:p/>
-    <w:p>
-      <w:r>
-        <w:t>"Uselessness", in the artist, is a significant virtue, as Tsvetaeva at times brilliantly establishes in a vengeful obituary essay on Valery Bryusov, a highly regarded symbolist poet who became a powerful literary bureaucrat. She argues that his failure as a poet is inseparable from his easy assimilation into "the new soulless communist soul"; that his fame-hungry, audience-pleasing poetry of limit and measure was his undoing as a true poet: "a poet of entries without exits . . . he gives exactly what he promises and no more, and you leave his book as you would a profitable deal". Her final epitaph for him is a USSR accolade of the time – "Hero of Labour" – and is precisely damning.</w:t>
+        <w:t xml:space="preserve">"Uselessness", in the artist, is a significant virtue, as Tsvetaeva at times brilliantly establishes in a vengeful obituary essay on Valery Bryusov, a highly regarded symbolist poet who became a powerful literary bureaucrat. She argues that his failure as a poet is inseparable from his easy assimilation into "the new soulless communist soul"; that his fame-hungry, audience-pleasing poetry of limit and measure was his undoing as a true poet: </w:t>
+      </w:r>
+      <w:r>
+        <w:t xml:space="preserve">&lt;quote&gt;</w:t>
+      </w:r>
+      <w:r>
+        <w:t xml:space="preserve">a poet of entries without exits . . . he gives exactly what he promises and no more, and you leave his book as you would a profitable deal</w:t>
+      </w:r>
+      <w:r>
+        <w:t xml:space="preserve">.</w:t>
+      </w:r>
+      <w:r>
+        <w:t xml:space="preserve">&lt;/quote&gt;</w:t>
+      </w:r>
+      <w:r>
+        <w:t xml:space="preserve"> Her final epitaph for him is a USSR accolade of the time – "Hero of Labour" – and is precisely damning.</w:t>
       </w:r>
     </w:p>
     <w:p/>

--- a/content-src/docx/R NS 2003 01 20 Tsvetaeva.docx
+++ b/content-src/docx/R NS 2003 01 20 Tsvetaeva.docx
@@ -33,6 +33,11 @@
       </w:r>
       <w:r>
         <w:t>Yale University Press, 248pp, £17.95&lt;/details&gt;</w:t>
+      </w:r>
+    </w:p>
+    <w:p>
+      <w:r>
+        <w:t xml:space="preserve">&lt;category&gt;poetry&lt;/category&gt;</w:t>
       </w:r>
     </w:p>
     <w:p/>

--- a/content-src/docx/R NS 2003 01 20 Tsvetaeva.docx
+++ b/content-src/docx/R NS 2003 01 20 Tsvetaeva.docx
@@ -77,13 +77,13 @@
     </w:p>
     <w:p>
       <w:r>
-        <w:t xml:space="preserve">In her writing, Tsvetaeva always seems intent on essence, on the essential: nothing more, nothing less. "By nature I can't abide surpluses. I'll either eat something or give it away," she writes in Earthly Signs, the collection of essays, aphorisms and diary entries newly translated by Jamey Gambrell. And elsewhere, "In prose, too much seems superfluous to me, in poetry . . . everything is necessary." In her obituary essay on the actor Alexei Stakhovich, she notes how his elegists all missed the "phenomenon" that was the man, instead reducing him to their own particular concerns: </w:t>
+        <w:t xml:space="preserve">In her writing, Tsvetaeva always seems intent on essence, on the essential: nothing more, nothing less. "By nature I can't abide surpluses. I'll either eat something or give it away," she writes in Earthly Signs, the collection of essays, aphorisms and diary entries newly translated by Jamey Gambrell. And elsewhere, "In prose, too much seems superfluous to me, in poetry… everything is necessary." In her obituary essay on the actor Alexei Stakhovich, she notes how his elegists all missed the "phenomenon" that was the man, instead reducing him to their own particular concerns: </w:t>
       </w:r>
       <w:r>
         <w:t xml:space="preserve">&lt;quote&gt;</w:t>
       </w:r>
       <w:r>
-        <w:t xml:space="preserve">Yuzhin – as a public figure accustomed to burying the same kind of people – for some incomprehensible reason recalls the sins of the nobility and places his emphasis on 'the social usefulness of the Stakhoviches' (a lie! They are completely useless . . .)</w:t>
+        <w:t xml:space="preserve">Yuzhin – as a public figure accustomed to burying the same kind of people – for some incomprehensible reason recalls the sins of the nobility and places his emphasis on 'the social usefulness of the Stakhoviches' (a lie! They are completely useless…)</w:t>
       </w:r>
       <w:r>
         <w:t xml:space="preserve">&lt;/quote&gt;</w:t>
@@ -97,7 +97,7 @@
         <w:t xml:space="preserve">&lt;quote&gt;</w:t>
       </w:r>
       <w:r>
-        <w:t xml:space="preserve">a poet of entries without exits . . . he gives exactly what he promises and no more, and you leave his book as you would a profitable deal</w:t>
+        <w:t xml:space="preserve">a poet of entries without exits… he gives exactly what he promises and no more, and you leave his book as you would a profitable deal</w:t>
       </w:r>
       <w:r>
         <w:t xml:space="preserve">.</w:t>
